--- a/prosedurler/EMS.ÜR.PRO.05.06. Knitting and Weaving Production Procedure.docx
+++ b/prosedurler/EMS.ÜR.PRO.05.06. Knitting and Weaving Production Procedure.docx
@@ -5905,13 +5905,13 @@
           <w:sz w:val="20"/>
           <w:szCs w:val="20"/>
         </w:rPr>
-        <w:t xml:space="preserve">Hazırlayan: Örme Müdürü  ..........................    Kalite Müdürü: ..........................</w:t>
-      </w:r>
-    </w:p>
-    <w:p>
-      <w:pPr>
-        <w:pStyle w:val="ListeParagraf"/>
-        <w:spacing w:before="160" w:after="0"/>
+        <w:t xml:space="preserve">Hazırlayan: Örme Müdürü  ..........................</w:t>
+      </w:r>
+    </w:p>
+    <w:p>
+      <w:pPr>
+        <w:pStyle w:val="ListeParagraf"/>
+        <w:spacing w:before="40" w:after="0"/>
         <w:ind w:left="709"/>
       </w:pPr>
       <w:r>
@@ -5922,7 +5922,75 @@
           <w:sz w:val="20"/>
           <w:szCs w:val="20"/>
         </w:rPr>
-        <w:t xml:space="preserve">Hazırlayan: Bakım Müdürü  ..........................    Kalite Müdürü: ..........................</w:t>
+        <w:t xml:space="preserve">Kontrol: Örme Fabrika Müdürü  ..........................</w:t>
+      </w:r>
+    </w:p>
+    <w:p>
+      <w:pPr>
+        <w:pStyle w:val="ListeParagraf"/>
+        <w:spacing w:before="40" w:after="0"/>
+        <w:ind w:left="709"/>
+      </w:pPr>
+      <w:r>
+        <w:rPr>
+          <w:rFonts w:ascii="Calibri" w:hAnsi="Calibri" w:cs="Calibri"/>
+          <w:b/>
+          <w:bCs/>
+          <w:sz w:val="20"/>
+          <w:szCs w:val="20"/>
+        </w:rPr>
+        <w:t xml:space="preserve">Kalite Müdürü: ..........................    Fabrika Müdürü: ..........................</w:t>
+      </w:r>
+    </w:p>
+    <w:p>
+      <w:pPr>
+        <w:pStyle w:val="ListeParagraf"/>
+        <w:spacing w:before="160" w:after="0"/>
+        <w:ind w:left="709"/>
+      </w:pPr>
+      <w:r>
+        <w:rPr>
+          <w:rFonts w:ascii="Calibri" w:hAnsi="Calibri" w:cs="Calibri"/>
+          <w:b/>
+          <w:bCs/>
+          <w:sz w:val="20"/>
+          <w:szCs w:val="20"/>
+        </w:rPr>
+        <w:t xml:space="preserve">Hazırlayan: Bakım Müdürü  ..........................</w:t>
+      </w:r>
+    </w:p>
+    <w:p>
+      <w:pPr>
+        <w:pStyle w:val="ListeParagraf"/>
+        <w:spacing w:before="40" w:after="0"/>
+        <w:ind w:left="709"/>
+      </w:pPr>
+      <w:r>
+        <w:rPr>
+          <w:rFonts w:ascii="Calibri" w:hAnsi="Calibri" w:cs="Calibri"/>
+          <w:b/>
+          <w:bCs/>
+          <w:sz w:val="20"/>
+          <w:szCs w:val="20"/>
+        </w:rPr>
+        <w:t xml:space="preserve">Kontrol: Fabrika Müdürü · İplik Fabrika Müdürü  ..........................</w:t>
+      </w:r>
+    </w:p>
+    <w:p>
+      <w:pPr>
+        <w:pStyle w:val="ListeParagraf"/>
+        <w:spacing w:before="40" w:after="0"/>
+        <w:ind w:left="709"/>
+      </w:pPr>
+      <w:r>
+        <w:rPr>
+          <w:rFonts w:ascii="Calibri" w:hAnsi="Calibri" w:cs="Calibri"/>
+          <w:b/>
+          <w:bCs/>
+          <w:sz w:val="20"/>
+          <w:szCs w:val="20"/>
+        </w:rPr>
+        <w:t xml:space="preserve">Kalite Müdürü: ..........................    Fabrika Müdürü: ..........................</w:t>
       </w:r>
     </w:p>
     <w:p>

--- a/prosedurler/EMS.ÜR.PRO.05.06. Knitting and Weaving Production Procedure.docx
+++ b/prosedurler/EMS.ÜR.PRO.05.06. Knitting and Weaving Production Procedure.docx
@@ -725,23 +725,23 @@
           <w:sz w:val="24"/>
           <w:szCs w:val="24"/>
         </w:rPr>
-        <w:t xml:space="preserve">1.1. Planning prepares the production order with fabric type, GSM, width, yarn count and quantity, and records it in the Production Order and Yarn Lot Form (FRM-ORM-01) (PRS-ORM-01).</w:t>
-      </w:r>
-    </w:p>
-    <w:p>
-      <w:pPr>
-        <w:pStyle w:val="ListeParagraf"/>
-        <w:spacing w:after="80"/>
-        <w:ind w:left="709" w:right="0"/>
-        <w:jc w:val="both"/>
-      </w:pPr>
-      <w:r>
-        <w:rPr>
-          <w:rFonts w:ascii="Calibri" w:hAnsi="Calibri" w:cs="Arial"/>
-          <w:sz w:val="24"/>
-          <w:szCs w:val="24"/>
-        </w:rPr>
-        <w:t xml:space="preserve">1.2. The operator matches the yarn lot to be fed with the production order by label, count and colour (TLM-ORM-01); yarn receiving follows EMS.ÜR.TL.05.07. Yarn Receiving and Yarn Lot Control Instruction.</w:t>
+        <w:t xml:space="preserve">1.1. Planning prepares the production order with fabric type, GSM, width, yarn count and quantity, and records it in the Production Order and Yarn Lot Form (EMS.ÜR.FRM.05.03) (EMS.ÜR.PRO.05.06).</w:t>
+      </w:r>
+    </w:p>
+    <w:p>
+      <w:pPr>
+        <w:pStyle w:val="ListeParagraf"/>
+        <w:spacing w:after="80"/>
+        <w:ind w:left="709" w:right="0"/>
+        <w:jc w:val="both"/>
+      </w:pPr>
+      <w:r>
+        <w:rPr>
+          <w:rFonts w:ascii="Calibri" w:hAnsi="Calibri" w:cs="Arial"/>
+          <w:sz w:val="24"/>
+          <w:szCs w:val="24"/>
+        </w:rPr>
+        <w:t xml:space="preserve">1.2. The operator matches the yarn lot to be fed with the production order by label, count and colour (EMS.ÜR.TL.05.07); yarn receiving follows EMS.ÜR.TL.05.07. Yarn Receiving and Yarn Lot Control Instruction.</w:t>
       </w:r>
     </w:p>
     <w:p>
@@ -830,7 +830,7 @@
           <w:sz w:val="24"/>
           <w:szCs w:val="24"/>
         </w:rPr>
-        <w:t xml:space="preserve">2.1. Machine setting (gauge, needle arrangement, yarn tension, fabric take-down and loop length) is made according to the production order values (TLM-ORM-02, EMS.ÜR.TL.05.01. Circular Knitting Machine Operation Instruction).</w:t>
+        <w:t xml:space="preserve">2.1. Machine setting (gauge, needle arrangement, yarn tension, fabric take-down and loop length) is made according to the production order values (EMS.ÜR.TL.05.01, EMS.ÜR.TL.05.01. Circular Knitting Machine Operation Instruction).</w:t>
       </w:r>
     </w:p>
     <w:p>
@@ -935,23 +935,23 @@
           <w:sz w:val="24"/>
           <w:szCs w:val="24"/>
         </w:rPr>
-        <w:t xml:space="preserve">3.2. GSM, width, stitch density (courses and wales), appearance and defects are checked on the first sample (TLM-ORM-02).</w:t>
-      </w:r>
-    </w:p>
-    <w:p>
-      <w:pPr>
-        <w:pStyle w:val="ListeParagraf"/>
-        <w:spacing w:after="80"/>
-        <w:ind w:left="709" w:right="0"/>
-        <w:jc w:val="both"/>
-      </w:pPr>
-      <w:r>
-        <w:rPr>
-          <w:rFonts w:ascii="Calibri" w:hAnsi="Calibri" w:cs="Arial"/>
-          <w:sz w:val="24"/>
-          <w:szCs w:val="24"/>
-        </w:rPr>
-        <w:t xml:space="preserve">3.3. Results are entered in the First Sample Approval Form (FRM-ORM-02); serial production does not start before Quality Assurance approval.</w:t>
+        <w:t xml:space="preserve">3.2. GSM, width, stitch density (courses and wales), appearance and defects are checked on the first sample (EMS.ÜR.TL.05.01).</w:t>
+      </w:r>
+    </w:p>
+    <w:p>
+      <w:pPr>
+        <w:pStyle w:val="ListeParagraf"/>
+        <w:spacing w:after="80"/>
+        <w:ind w:left="709" w:right="0"/>
+        <w:jc w:val="both"/>
+      </w:pPr>
+      <w:r>
+        <w:rPr>
+          <w:rFonts w:ascii="Calibri" w:hAnsi="Calibri" w:cs="Arial"/>
+          <w:sz w:val="24"/>
+          <w:szCs w:val="24"/>
+        </w:rPr>
+        <w:t xml:space="preserve">3.3. Results are entered in the First Sample Approval Form (EMS.ÜR.FRM.05.04); serial production does not start before Quality Assurance approval.</w:t>
       </w:r>
     </w:p>
     <w:p>
@@ -1113,7 +1113,7 @@
           <w:sz w:val="24"/>
           <w:szCs w:val="24"/>
         </w:rPr>
-        <w:t xml:space="preserve">5.1. Each roll is inspected on the inspection table under fixed lighting and at the defined speed (TLM-ORM-03, PRS-ORM-02, EMS.ÜR.TL.05.08. Greige Fabric Inspection Instruction; EMS.QA.TL.02.03. Fabric 4-Point Inspection Instruction).</w:t>
+        <w:t xml:space="preserve">5.1. Each roll is inspected on the inspection table under fixed lighting and at the defined speed (EMS.QA.TL.02.03, EMS.KS.PRO.22.06, EMS.ÜR.TL.05.08. Greige Fabric Inspection Instruction; EMS.QA.TL.02.03. Fabric 4-Point Inspection Instruction).</w:t>
       </w:r>
     </w:p>
     <w:p>
@@ -1218,7 +1218,7 @@
           <w:sz w:val="24"/>
           <w:szCs w:val="24"/>
         </w:rPr>
-        <w:t xml:space="preserve">6.1. A label with order, fabric type, yarn lot, machine number, roll number, metres, kg, date and inspection result is attached to each roll (TLM-ORM-04).</w:t>
+        <w:t xml:space="preserve">6.1. A label with order, fabric type, yarn lot, machine number, roll number, metres, kg, date and inspection result is attached to each roll (EMS.ÜR.TL.05.08).</w:t>
       </w:r>
     </w:p>
     <w:p>
@@ -1323,7 +1323,7 @@
           <w:sz w:val="24"/>
           <w:szCs w:val="24"/>
         </w:rPr>
-        <w:t xml:space="preserve">7.2. Before dispatch the Roll Dispatch List (FRM-ORM-03) is compared with the labels; missing, extra or unlabelled rolls are not dispatched.</w:t>
+        <w:t xml:space="preserve">7.2. Before dispatch the Roll Dispatch List (EMS.ÜR.FRM.05.05) is compared with the labels; missing, extra or unlabelled rolls are not dispatched.</w:t>
       </w:r>
     </w:p>
     <w:p>
@@ -1507,7 +1507,7 @@
           <w:sz w:val="24"/>
           <w:szCs w:val="24"/>
         </w:rPr>
-        <w:t xml:space="preserve">GSM deviation: within 5%, GSM cutter and balance, ISO 3801, once per shift and on the sample, form FRM-ORM-02,</w:t>
+        <w:t xml:space="preserve">GSM deviation: within 5%, GSM cutter and balance, ISO 3801, once per shift and on the sample, form EMS.ÜR.FRM.05.04,</w:t>
       </w:r>
     </w:p>
     <w:p>
@@ -1526,7 +1526,7 @@
           <w:sz w:val="24"/>
           <w:szCs w:val="24"/>
         </w:rPr>
-        <w:t xml:space="preserve">Fabric width deviation: within 2 cm, measuring tape, every roll, form FRM-ORM-02,</w:t>
+        <w:t xml:space="preserve">Fabric width deviation: within 2 cm, measuring tape, every roll, form EMS.ÜR.FRM.05.04,</w:t>
       </w:r>
     </w:p>
     <w:p>
@@ -1545,7 +1545,7 @@
           <w:sz w:val="24"/>
           <w:szCs w:val="24"/>
         </w:rPr>
-        <w:t xml:space="preserve">Yarn lot compliance: 100% match with the production order, label check, every feed, form FRM-ORM-01,</w:t>
+        <w:t xml:space="preserve">Yarn lot compliance: 100% match with the production order, label check, every feed, form EMS.ÜR.FRM.05.03,</w:t>
       </w:r>
     </w:p>
     <w:p>
@@ -1564,7 +1564,7 @@
           <w:sz w:val="24"/>
           <w:szCs w:val="24"/>
         </w:rPr>
-        <w:t xml:space="preserve">First sample approval: no serial production without approval, every order and setting change, form FRM-ORM-02,</w:t>
+        <w:t xml:space="preserve">First sample approval: no serial production without approval, every order and setting change, form EMS.ÜR.FRM.05.04,</w:t>
       </w:r>
     </w:p>
     <w:p>
@@ -1583,7 +1583,7 @@
           <w:sz w:val="24"/>
           <w:szCs w:val="24"/>
         </w:rPr>
-        <w:t xml:space="preserve">Roll label: complete and legible, visual check, every roll, form FRM-ORM-03.</w:t>
+        <w:t xml:space="preserve">Roll label: complete and legible, visual check, every roll, form EMS.ÜR.FRM.05.05.</w:t>
       </w:r>
     </w:p>
     <w:p>
@@ -1906,7 +1906,7 @@
           <w:sz w:val="24"/>
           <w:szCs w:val="24"/>
         </w:rPr>
-        <w:t xml:space="preserve">PRS-ORM-01 Knitting and Weaving Production Procedure</w:t>
+        <w:t xml:space="preserve">EMS.ÜR.PRO.05.06 Knitting and Weaving Production Procedure</w:t>
       </w:r>
     </w:p>
     <w:p>
@@ -1925,7 +1925,7 @@
           <w:sz w:val="24"/>
           <w:szCs w:val="24"/>
         </w:rPr>
-        <w:t xml:space="preserve">PRS-ORM-02 Fabric Inspection Procedure</w:t>
+        <w:t xml:space="preserve">EMS.KS.PRO.22.06 Fabric Inspection Procedure</w:t>
       </w:r>
     </w:p>
     <w:p>
@@ -1944,7 +1944,7 @@
           <w:sz w:val="24"/>
           <w:szCs w:val="24"/>
         </w:rPr>
-        <w:t xml:space="preserve">TLM-ORM-01 Yarn lot check and feeding; TLM-ORM-02 Machine setting and first sample approval; TLM-ORM-03 4-point fabric inspection; TLM-ORM-04 Roll labelling and dispatch</w:t>
+        <w:t xml:space="preserve">EMS.ÜR.TL.05.07 Yarn lot check and feeding; EMS.ÜR.TL.05.01 Machine setting and first sample approval; EMS.QA.TL.02.03 4-point fabric inspection; EMS.ÜR.TL.05.08 Roll labelling and dispatch</w:t>
       </w:r>
     </w:p>
     <w:p>
@@ -1963,7 +1963,7 @@
           <w:sz w:val="24"/>
           <w:szCs w:val="24"/>
         </w:rPr>
-        <w:t xml:space="preserve">FRM-ORM-01 Production Order and Yarn Lot Form</w:t>
+        <w:t xml:space="preserve">EMS.ÜR.FRM.05.03 Production Order and Yarn Lot Form</w:t>
       </w:r>
     </w:p>
     <w:p>
@@ -1982,7 +1982,7 @@
           <w:sz w:val="24"/>
           <w:szCs w:val="24"/>
         </w:rPr>
-        <w:t xml:space="preserve">FRM-ORM-02 First Sample Approval Form</w:t>
+        <w:t xml:space="preserve">EMS.ÜR.FRM.05.04 First Sample Approval Form</w:t>
       </w:r>
     </w:p>
     <w:p>
@@ -2001,7 +2001,7 @@
           <w:sz w:val="24"/>
           <w:szCs w:val="24"/>
         </w:rPr>
-        <w:t xml:space="preserve">FRM-ORM-03 Roll Dispatch List</w:t>
+        <w:t xml:space="preserve">EMS.ÜR.FRM.05.05 Roll Dispatch List</w:t>
       </w:r>
     </w:p>
     <w:p>
@@ -3030,25 +3030,25 @@
           <w:sz w:val="24"/>
           <w:szCs w:val="24"/>
         </w:rPr>
-        <w:t xml:space="preserve">1.1. يعد التخطيط أمر الإنتاج متضمنًا نوع القماش وGSM والعرض ونمرة الخيط والكمية، ويسجله في نموذج أمر الإنتاج ودفعة الخيط (FRM-ORM-01) (PRS-ORM-01).</w:t>
-      </w:r>
-    </w:p>
-    <w:p>
-      <w:pPr>
-        <w:pStyle w:val="ListeParagraf"/>
-        <w:bidi/>
-        <w:spacing w:after="80"/>
-        <w:ind w:left="0" w:right="709"/>
-        <w:jc w:val="both"/>
-      </w:pPr>
-      <w:r>
-        <w:rPr>
-          <w:rFonts w:ascii="Calibri" w:hAnsi="Calibri" w:cs="Arial"/>
-          <w:rtl/>
-          <w:sz w:val="24"/>
-          <w:szCs w:val="24"/>
-        </w:rPr>
-        <w:t xml:space="preserve">1.2. يطابق المشغل دفعة الخيط المراد تغذيتها مع أمر الإنتاج بحسب البطاقة والنمرة واللون (TLM-ORM-01)؛ ويتبع استلام الخيوط التعليمات EMS.ÜR.TL.05.07. تعليمات استلام الخيوط ومراقبة دفعات الخيوط.</w:t>
+        <w:t xml:space="preserve">1.1. يعد التخطيط أمر الإنتاج متضمنًا نوع القماش وGSM والعرض ونمرة الخيط والكمية، ويسجله في نموذج أمر الإنتاج ودفعة الخيط (EMS.ÜR.FRM.05.03) (EMS.ÜR.PRO.05.06).</w:t>
+      </w:r>
+    </w:p>
+    <w:p>
+      <w:pPr>
+        <w:pStyle w:val="ListeParagraf"/>
+        <w:bidi/>
+        <w:spacing w:after="80"/>
+        <w:ind w:left="0" w:right="709"/>
+        <w:jc w:val="both"/>
+      </w:pPr>
+      <w:r>
+        <w:rPr>
+          <w:rFonts w:ascii="Calibri" w:hAnsi="Calibri" w:cs="Arial"/>
+          <w:rtl/>
+          <w:sz w:val="24"/>
+          <w:szCs w:val="24"/>
+        </w:rPr>
+        <w:t xml:space="preserve">1.2. يطابق المشغل دفعة الخيط المراد تغذيتها مع أمر الإنتاج بحسب البطاقة والنمرة واللون (EMS.ÜR.TL.05.07)؛ ويتبع استلام الخيوط التعليمات EMS.ÜR.TL.05.07. تعليمات استلام الخيوط ومراقبة دفعات الخيوط.</w:t>
       </w:r>
     </w:p>
     <w:p>
@@ -3148,7 +3148,7 @@
           <w:sz w:val="24"/>
           <w:szCs w:val="24"/>
         </w:rPr>
-        <w:t xml:space="preserve">2.1. يُجرى ضبط الآلة (الغيج وترتيب الإبر وشد الخيط وسحب القماش وطول العروة) وفق قيم أمر الإنتاج (TLM-ORM-02، EMS.ÜR.TL.05.01. تعليمات تشغيل آلة التريكو الدائرية).</w:t>
+        <w:t xml:space="preserve">2.1. يُجرى ضبط الآلة (الغيج وترتيب الإبر وشد الخيط وسحب القماش وطول العروة) وفق قيم أمر الإنتاج (EMS.ÜR.TL.05.01، EMS.ÜR.TL.05.01. تعليمات تشغيل آلة التريكو الدائرية).</w:t>
       </w:r>
     </w:p>
     <w:p>
@@ -3266,25 +3266,25 @@
           <w:sz w:val="24"/>
           <w:szCs w:val="24"/>
         </w:rPr>
-        <w:t xml:space="preserve">3.2. يُفحص في العينة الأولى كل من GSM والعرض وكثافة الغرز (الصفوف والأعمدة) والمظهر والعيوب (TLM-ORM-02).</w:t>
-      </w:r>
-    </w:p>
-    <w:p>
-      <w:pPr>
-        <w:pStyle w:val="ListeParagraf"/>
-        <w:bidi/>
-        <w:spacing w:after="80"/>
-        <w:ind w:left="0" w:right="709"/>
-        <w:jc w:val="both"/>
-      </w:pPr>
-      <w:r>
-        <w:rPr>
-          <w:rFonts w:ascii="Calibri" w:hAnsi="Calibri" w:cs="Arial"/>
-          <w:rtl/>
-          <w:sz w:val="24"/>
-          <w:szCs w:val="24"/>
-        </w:rPr>
-        <w:t xml:space="preserve">3.3. تُدخل النتائج في نموذج اعتماد العينة الأولى (FRM-ORM-02)؛ ولا يبدأ الإنتاج الكمي قبل موافقة ضمان الجودة.</w:t>
+        <w:t xml:space="preserve">3.2. يُفحص في العينة الأولى كل من GSM والعرض وكثافة الغرز (الصفوف والأعمدة) والمظهر والعيوب (EMS.ÜR.TL.05.01).</w:t>
+      </w:r>
+    </w:p>
+    <w:p>
+      <w:pPr>
+        <w:pStyle w:val="ListeParagraf"/>
+        <w:bidi/>
+        <w:spacing w:after="80"/>
+        <w:ind w:left="0" w:right="709"/>
+        <w:jc w:val="both"/>
+      </w:pPr>
+      <w:r>
+        <w:rPr>
+          <w:rFonts w:ascii="Calibri" w:hAnsi="Calibri" w:cs="Arial"/>
+          <w:rtl/>
+          <w:sz w:val="24"/>
+          <w:szCs w:val="24"/>
+        </w:rPr>
+        <w:t xml:space="preserve">3.3. تُدخل النتائج في نموذج اعتماد العينة الأولى (EMS.ÜR.FRM.05.04)؛ ولا يبدأ الإنتاج الكمي قبل موافقة ضمان الجودة.</w:t>
       </w:r>
     </w:p>
     <w:p>
@@ -3466,7 +3466,7 @@
           <w:sz w:val="24"/>
           <w:szCs w:val="24"/>
         </w:rPr>
-        <w:t xml:space="preserve">5.1. يُفحص كل رول على طاولة الفحص تحت إضاءة ثابتة وبالسرعة المحددة (TLM-ORM-03، PRS-ORM-02، EMS.ÜR.TL.05.08. تعليمات فحص القماش الخام؛ EMS.QA.TL.02.03. تعليمات فحص القماش بنظام 4 نقاط).</w:t>
+        <w:t xml:space="preserve">5.1. يُفحص كل رول على طاولة الفحص تحت إضاءة ثابتة وبالسرعة المحددة (EMS.QA.TL.02.03، EMS.KS.PRO.22.06، EMS.ÜR.TL.05.08. تعليمات فحص القماش الخام؛ EMS.QA.TL.02.03. تعليمات فحص القماش بنظام 4 نقاط).</w:t>
       </w:r>
     </w:p>
     <w:p>
@@ -3584,7 +3584,7 @@
           <w:sz w:val="24"/>
           <w:szCs w:val="24"/>
         </w:rPr>
-        <w:t xml:space="preserve">6.1. تُلصق على كل رول بطاقة تتضمن الطلبية ونوع القماش ودفعة الخيط ورقم الآلة ورقم الرول والأمتار والكيلوغرامات والتاريخ ونتيجة الفحص (TLM-ORM-04).</w:t>
+        <w:t xml:space="preserve">6.1. تُلصق على كل رول بطاقة تتضمن الطلبية ونوع القماش ودفعة الخيط ورقم الآلة ورقم الرول والأمتار والكيلوغرامات والتاريخ ونتيجة الفحص (EMS.ÜR.TL.05.08).</w:t>
       </w:r>
     </w:p>
     <w:p>
@@ -3702,7 +3702,7 @@
           <w:sz w:val="24"/>
           <w:szCs w:val="24"/>
         </w:rPr>
-        <w:t xml:space="preserve">7.2. قبل الشحن تُقارن قائمة شحن الرولات (FRM-ORM-03) بالبطاقات؛ ولا تُشحن الرولات الناقصة أو الزائدة أو غير الموسومة.</w:t>
+        <w:t xml:space="preserve">7.2. قبل الشحن تُقارن قائمة شحن الرولات (EMS.ÜR.FRM.05.05) بالبطاقات؛ ولا تُشحن الرولات الناقصة أو الزائدة أو غير الموسومة.</w:t>
       </w:r>
     </w:p>
     <w:p>
@@ -3908,7 +3908,7 @@
           <w:sz w:val="24"/>
           <w:szCs w:val="24"/>
         </w:rPr>
-        <w:t xml:space="preserve">انحراف GSM: ضمن 5%، قاطع GSM وميزان، ISO 3801، مرة في الوردية وعلى العينة، النموذج FRM-ORM-02،</w:t>
+        <w:t xml:space="preserve">انحراف GSM: ضمن 5%، قاطع GSM وميزان، ISO 3801، مرة في الوردية وعلى العينة، النموذج EMS.ÜR.FRM.05.04،</w:t>
       </w:r>
     </w:p>
     <w:p>
@@ -3929,7 +3929,7 @@
           <w:sz w:val="24"/>
           <w:szCs w:val="24"/>
         </w:rPr>
-        <w:t xml:space="preserve">انحراف عرض القماش: ضمن 2 سم، شريط قياس، كل رول، النموذج FRM-ORM-02،</w:t>
+        <w:t xml:space="preserve">انحراف عرض القماش: ضمن 2 سم، شريط قياس، كل رول، النموذج EMS.ÜR.FRM.05.04،</w:t>
       </w:r>
     </w:p>
     <w:p>
@@ -3950,7 +3950,7 @@
           <w:sz w:val="24"/>
           <w:szCs w:val="24"/>
         </w:rPr>
-        <w:t xml:space="preserve">مطابقة دفعة الخيط: تطابق 100% مع أمر الإنتاج، فحص البطاقة، كل تغذية، النموذج FRM-ORM-01،</w:t>
+        <w:t xml:space="preserve">مطابقة دفعة الخيط: تطابق 100% مع أمر الإنتاج، فحص البطاقة، كل تغذية، النموذج EMS.ÜR.FRM.05.03،</w:t>
       </w:r>
     </w:p>
     <w:p>
@@ -3971,7 +3971,7 @@
           <w:sz w:val="24"/>
           <w:szCs w:val="24"/>
         </w:rPr>
-        <w:t xml:space="preserve">اعتماد العينة الأولى: لا إنتاج كمي دون اعتماد، كل طلبية وكل تغيير ضبط، النموذج FRM-ORM-02،</w:t>
+        <w:t xml:space="preserve">اعتماد العينة الأولى: لا إنتاج كمي دون اعتماد، كل طلبية وكل تغيير ضبط، النموذج EMS.ÜR.FRM.05.04،</w:t>
       </w:r>
     </w:p>
     <w:p>
@@ -3992,7 +3992,7 @@
           <w:sz w:val="24"/>
           <w:szCs w:val="24"/>
         </w:rPr>
-        <w:t xml:space="preserve">بطاقة الرول: كاملة ومقروءة، فحص بصري، كل رول، النموذج FRM-ORM-03.</w:t>
+        <w:t xml:space="preserve">بطاقة الرول: كاملة ومقروءة، فحص بصري، كل رول، النموذج EMS.ÜR.FRM.05.05.</w:t>
       </w:r>
     </w:p>
     <w:p>
@@ -4353,7 +4353,7 @@
           <w:sz w:val="24"/>
           <w:szCs w:val="24"/>
         </w:rPr>
-        <w:t xml:space="preserve">PRS-ORM-01 إجراء إنتاج التريكو والنسيج</w:t>
+        <w:t xml:space="preserve">EMS.ÜR.PRO.05.06 إجراء إنتاج التريكو والنسيج</w:t>
       </w:r>
     </w:p>
     <w:p>
@@ -4374,7 +4374,7 @@
           <w:sz w:val="24"/>
           <w:szCs w:val="24"/>
         </w:rPr>
-        <w:t xml:space="preserve">PRS-ORM-02 إجراء فحص القماش</w:t>
+        <w:t xml:space="preserve">EMS.KS.PRO.22.06 إجراء فحص القماش</w:t>
       </w:r>
     </w:p>
     <w:p>
@@ -4395,7 +4395,7 @@
           <w:sz w:val="24"/>
           <w:szCs w:val="24"/>
         </w:rPr>
-        <w:t xml:space="preserve">TLM-ORM-01 فحص دفعة الخيط والتغذية؛ TLM-ORM-02 ضبط الآلة واعتماد العينة الأولى؛ TLM-ORM-03 فحص القماش بنظام 4 نقاط؛ TLM-ORM-04 وسم الرولات وشحنها</w:t>
+        <w:t xml:space="preserve">EMS.ÜR.TL.05.07 فحص دفعة الخيط والتغذية؛ EMS.ÜR.TL.05.01 ضبط الآلة واعتماد العينة الأولى؛ EMS.QA.TL.02.03 فحص القماش بنظام 4 نقاط؛ EMS.ÜR.TL.05.08 وسم الرولات وشحنها</w:t>
       </w:r>
     </w:p>
     <w:p>
@@ -4416,7 +4416,7 @@
           <w:sz w:val="24"/>
           <w:szCs w:val="24"/>
         </w:rPr>
-        <w:t xml:space="preserve">FRM-ORM-01 نموذج أمر الإنتاج ودفعة الخيط</w:t>
+        <w:t xml:space="preserve">EMS.ÜR.FRM.05.03 نموذج أمر الإنتاج ودفعة الخيط</w:t>
       </w:r>
     </w:p>
     <w:p>
@@ -4437,7 +4437,7 @@
           <w:sz w:val="24"/>
           <w:szCs w:val="24"/>
         </w:rPr>
-        <w:t xml:space="preserve">FRM-ORM-02 نموذج اعتماد العينة الأولى</w:t>
+        <w:t xml:space="preserve">EMS.ÜR.FRM.05.04 نموذج اعتماد العينة الأولى</w:t>
       </w:r>
     </w:p>
     <w:p>
@@ -4458,7 +4458,7 @@
           <w:sz w:val="24"/>
           <w:szCs w:val="24"/>
         </w:rPr>
-        <w:t xml:space="preserve">FRM-ORM-03 قائمة شحن الرولات</w:t>
+        <w:t xml:space="preserve">EMS.ÜR.FRM.05.05 قائمة شحن الرولات</w:t>
       </w:r>
     </w:p>
     <w:p>
